--- a/ex1 费米狄拉克分布/2024382026陈冠宇费米-狄拉克分布.docx
+++ b/ex1 费米狄拉克分布/2024382026陈冠宇费米-狄拉克分布.docx
@@ -892,11 +892,21 @@
       </w:r>
       <w:r>
         <w:rPr>
-          <w:b/>
-          <w:sz w:val="28"/>
-          <w:u w:val="single"/>
-        </w:rPr>
-        <w:t xml:space="preserve">               </w:t>
+          <w:rFonts w:hint="eastAsia"/>
+          <w:b/>
+          <w:sz w:val="28"/>
+          <w:u w:val="none"/>
+          <w:lang w:val="en-US" w:eastAsia="zh-CN"/>
+        </w:rPr>
+        <w:t>2026</w:t>
+      </w:r>
+      <w:r>
+        <w:rPr>
+          <w:b/>
+          <w:sz w:val="28"/>
+          <w:u w:val="none"/>
+        </w:rPr>
+        <w:t xml:space="preserve"> </w:t>
       </w:r>
       <w:r>
         <w:rPr>
@@ -907,11 +917,12 @@
       </w:r>
       <w:r>
         <w:rPr>
-          <w:b/>
-          <w:sz w:val="28"/>
-          <w:u w:val="single"/>
-        </w:rPr>
-        <w:t xml:space="preserve">        </w:t>
+          <w:rFonts w:hint="eastAsia"/>
+          <w:b/>
+          <w:sz w:val="28"/>
+          <w:lang w:val="en-US" w:eastAsia="zh-CN"/>
+        </w:rPr>
+        <w:t xml:space="preserve"> 4 </w:t>
       </w:r>
       <w:r>
         <w:rPr>
@@ -922,12 +933,15 @@
       </w:r>
       <w:r>
         <w:rPr>
-          <w:b/>
-          <w:sz w:val="28"/>
-          <w:u w:val="single"/>
-        </w:rPr>
-        <w:t xml:space="preserve">        </w:t>
-      </w:r>
+          <w:rFonts w:hint="eastAsia"/>
+          <w:b/>
+          <w:sz w:val="28"/>
+          <w:lang w:val="en-US" w:eastAsia="zh-CN"/>
+        </w:rPr>
+        <w:t xml:space="preserve"> 12</w:t>
+      </w:r>
+      <w:bookmarkStart w:id="0" w:name="_GoBack"/>
+      <w:bookmarkEnd w:id="0"/>
       <w:r>
         <w:rPr>
           <w:b/>
@@ -4321,8 +4335,6 @@
             <w:r>
               <w:t>指导教师批阅意见：</w:t>
             </w:r>
-            <w:bookmarkStart w:id="0" w:name="_GoBack"/>
-            <w:bookmarkEnd w:id="0"/>
           </w:p>
           <w:p>
             <w:pPr>
